--- a/Ho-So-Ung-Tuyen/Ke-Hoach-Cong-Viec-SEO-Le-Tran-Thanh-Uyen.docx
+++ b/Ho-So-Ung-Tuyen/Ke-Hoach-Cong-Viec-SEO-Le-Tran-Thanh-Uyen.docx
@@ -1240,7 +1240,7 @@
                 <w:color w:val="1F2937"/>
                 <w:sz w:val="22"/>
               </w:rPr>
-              <w:t>100% kỹ thuật SEO Mũ Trắng (White-Hat SEO), phát triển bền vững theo đúng hướng dẫn của Google Search Essentials. Không dùng thủ thuật thao túng thứ hạng tạm thời gây nguy cơ phạt thuật toán. Luôn minh bạch và cung cấp đầy đủ quyền truy cập số liệu đo lường thực tế trên Google Search Console &amp; GA4.</w:t>
+              <w:t>100% kỹ thuật SEO Mũ Trắng (White-Hat SEO), phát triển bền vững theo đúng hướng dẫn của Google Search Essentials. Đã được kiểm chứng thực tế thành công qua cả ngành B2C (Thẩm mỹ viện, thương mại điện tử) lẫn B2B công nghiệp kỹ thuật cao (cautructhoian.vn, hoangthienscale.com, canhoangthien.com, thoianscale.com duy trì Top 1-5 bền vững suốt 5 năm). Luôn minh bạch và cung cấp đầy đủ quyền truy cập số liệu đo lường thực tế trên Google Search Console &amp; GA4.</w:t>
             </w:r>
           </w:p>
         </w:tc>

--- a/Ho-So-Ung-Tuyen/Ke-Hoach-Cong-Viec-SEO-Le-Tran-Thanh-Uyen.docx
+++ b/Ho-So-Ung-Tuyen/Ke-Hoach-Cong-Viec-SEO-Le-Tran-Thanh-Uyen.docx
@@ -63,7 +63,7 @@
               </w:rPr>
               <w:t>Chuyên viên: Lê Trần Thanh Uyên   |   Ngày sinh: 18/01/1986   |   Vị trí: SEO Specialist &amp; Technical SEO</w:t>
               <w:br/>
-              <w:t>Liên hệ: 0706 700 528   |   Email: thanhuyenletran@gmail.com   |   Portfolio: https://uyenpoe.github.io/cv-letranthanhuyen/</w:t>
+              <w:t>Liên hệ: 0706 700 528   |   Email: thanhuyenletran@gmail.com   |   Page Web: https://uyenpoe.github.io/cv-letranthanhuyen/</w:t>
             </w:r>
           </w:p>
         </w:tc>

--- a/Ho-So-Ung-Tuyen/Ke-Hoach-Cong-Viec-SEO-Le-Tran-Thanh-Uyen.docx
+++ b/Ho-So-Ung-Tuyen/Ke-Hoach-Cong-Viec-SEO-Le-Tran-Thanh-Uyen.docx
@@ -61,7 +61,7 @@
                 <w:color w:val="E5E7EB"/>
                 <w:sz w:val="21"/>
               </w:rPr>
-              <w:t>Chuyên viên: Lê Trần Thanh Uyên   |   Ngày sinh: 18/01/1986   |   Vị trí: SEO Specialist &amp; Technical SEO</w:t>
+              <w:t>Chuyên viên: Lê Trần Thanh Uyên   |   Vị trí: SEO Specialist &amp; Technical SEO</w:t>
               <w:br/>
               <w:t>Liên hệ: 0706 700 528   |   Email: thanhuyenletran@gmail.com   |   Page Web: https://uyenpoe.github.io/cv-letranthanhuyen/</w:t>
             </w:r>
